--- a/server/data_scripts/country_profiles_source/country_profile_section_of_our_international_observatory_website.docx
+++ b/server/data_scripts/country_profiles_source/country_profile_section_of_our_international_observatory_website.docx
@@ -4438,12 +4438,22 @@
     </w:p>
     <w:p>
       <w:r>
-        <w:t>Nigeria's foundational collective trauma is the 1967–1970 Nigeria-Biafra War, during which pogroms, blockade-induced famine, and military defeat inflicted profound collective trauma on Igbo communities, a wound that remained a taboo subject in national discourse for decades (Heerten, 2014; Osisioma, 2025).</w:t>
-      </w:r>
-    </w:p>
-    <w:p>
-      <w:r>
-        <w:t>This buried historical trauma intersects directly with contemporary crises, as northern Nigeria's ongoing Boko Haram insurgency has generated a new, overlapping trauma landscape, with researchers noting that biomedical PTSD frameworks alone fail to capture the full social and communal dimensions of trauma experienced across both conflicts (Social Science in Action, 2024; Stellenbosch Institute, 2024).</w:t>
+        <w:t>Nigeria's collective trauma did not begin in 1967. Long before the Biafran War, the landmass and peoples now called Nigeria had already absorbed successive waves of conquest and subjugation that established defeat, subjugation, and forced political reordering as recurring features of collective memory. Between 1804 and 1810, Usman dan Fodio's jihad swept through Hausaland, militarily defeating the Hausa kingdoms and subjecting them to Fulani ideological and political rule under the newly founded Sokoto Caliphate, one of the largest empires in African history at the time (Britannica, 2026; Usman dan Fodio, n.d.). A century later, this same region absorbed a second conquest: British colonial forces captured Kano and Sokoto between 1901 and 1903, formally dismantling the Caliphate's sovereignty and folding it into the Protectorate of Northern Nigeria after six years of sustained armed resistance (Colonial Nigeria, n.d.; Dusgate, 2025). Beyond the north, the historical record includes the conquest and fall of the Benin Kingdom and recurring wars among Igbo kingdoms and other ethnic polities, meaning that by the time Nigeria existed as a colonial construct, its constituent peoples had already experienced multiple, distinct historical layers of military defeat, foreign ideological imposition, and loss of self-governance.</w:t>
+      </w:r>
+    </w:p>
+    <w:p>
+      <w:r>
+        <w:t>The 1967–1970 Nigeria-Biafra War did not introduce trauma into a previously unwounded nation; it exacerbated a collective trauma load that pre-existed the war by more than a century. Pogroms against Igbo civilians, a blockade-induced famine, and eventual military defeat inflicted profound and additional collective trauma on Igbo communities specifically, layering a modern, ethnically-targeted wound atop the older, broader pattern of conquest and subjugation already embedded in the national psyche (Heerten &amp; Moses, 2014; Osisioma, 2025). This is why the Biafran War became a taboo subject in national discourse for decades: it was not an isolated historical rupture but the most recent and most acutely documented instance of a defeat-and-suppression pattern Nigerians had already lived through in earlier form.</w:t>
+      </w:r>
+    </w:p>
+    <w:p>
+      <w:r>
+        <w:t>This layered history matters clinically, not just historically. As collective trauma research increasingly demonstrates, wars outlive the geography and generation in which they were fought; they persist in memory, identity, family narrative, and national storytelling, and emerging epigenetic research suggests they may also leave biological marks passed across generations through altered gene expression, even absent direct memory of the originating event (Yehuda et al., 2018; Gemmati et al., 2025). For a nation as large and consequential as Nigeria, addressing the emotional aftermath of the civil war cannot be treated as an isolated historical reckoning. It must be understood as one layer within a longer, compounding sequence of collective defeat, dating back through British colonial conquest to the Fulani jihad, each layer reinforcing patterns of distrust, unresolved grief, and fractured national cohesion that later conflicts have only intensified.</w:t>
+      </w:r>
+    </w:p>
+    <w:p>
+      <w:r>
+        <w:t>Northern Nigeria's ongoing Boko Haram insurgency represents the newest chapter in this same historical continuum rather than a disconnected contemporary crisis. Researchers note that biomedical PTSD frameworks alone fail to capture the full social and communal dimensions of trauma experienced across the region's overlapping conflicts, precisely because the insurgency unfolds in the same northern territory shaped by both the Sokoto jihad and the British conquest, adding a third major layer of defeat, displacement, and communal rupture to land and peoples already carrying two prior historical wounds (Social Science in Action, 2024; Stellenbosch Institute, 2024).</w:t>
       </w:r>
     </w:p>
     <w:p>
@@ -6527,12 +6537,72 @@
     </w:p>
     <w:p>
       <w:r>
-        <w:t>The United States' collective trauma includes the genocide and forced displacement of Indigenous peoples, chattel slavery and its Jim Crow-era aftermath, and periodic mass-casualty events including the Civil War and 9/11 terrorist attacks.</w:t>
-      </w:r>
-    </w:p>
-    <w:p>
-      <w:r>
-        <w:t>Contemporary American society continues to experience the compounding aftermath of these historical traumas through persistent racial health and incarceration disparities, alongside documented intergenerational trauma transmission among Native American and Alaska Native communities linked directly to historical colonization and forced removal policies.</w:t>
+        <w:t>Ask ten people what America's collective trauma is and you'll get ten different answers, and honestly, all of them would be partly right. There's no single wound here. It's more like sediment — layer after layer, laid down over centuries, and none of it ever really washes away.</w:t>
+      </w:r>
+    </w:p>
+    <w:p>
+      <w:r>
+        <w:t>Start at the bottom, with what happened to Indigenous nations. This wasn't one policy, it was two working together: extermination on one hand, forced assimilation on the other, both aimed at the same outcome — making Native peoples disappear, one way or another (Journal of Ethics, 2021). The Indian Removal Act pushed close to 100,000 people off their land. Later came the boarding schools, built for one purpose: strip children of language and culture before they were old enough to resist. By 1890 the Native population inside U.S. borders had fallen to around 250,000. Disease did some of that. So did war, forced removal, broken treaties, and, not to put too fine a point on it, homicide (California State University, n.d.).</w:t>
+      </w:r>
+    </w:p>
+    <w:p>
+      <w:r>
+        <w:t>Then slavery, and after slavery, Jim Crow — a century of legal successor doing much of the same work under a different name. There's actually a clinical term for what this produced: Post Traumatic Slave Syndrome, harm that travels through families via parenting style, through household stress, even through biology (Scott-Jones et al., 2020). This isn't ancient history sitting quietly in a textbook. It's in the health outcomes right now. It's in who ends up incarcerated and who doesn't. It's in whether someone trusts a hospital or a police officer, and researchers keep tracing that distrust straight back to this same policy lineage (Scott-Jones et al., 2020).</w:t>
+      </w:r>
+    </w:p>
+    <w:p>
+      <w:r>
+        <w:t>And then there's a third kind of trauma altogether — not slow and structural, but sudden. Loud. The kind that happens in an afternoon and changes everything after.</w:t>
+      </w:r>
+    </w:p>
+    <w:p>
+      <w:r>
+        <w:t>September 11 is the obvious one. Scholars studying it call it a genuine cultural trauma, something that rewired collective memory and public ritual almost overnight (Claremont Colleges, n.d.). But it never really closed. The Boston Marathon bombing, a long string of smaller domestic attacks in the years since — each one reopened the same nerve.</w:t>
+      </w:r>
+    </w:p>
+    <w:p>
+      <w:r>
+        <w:t>War runs right alongside that, and honestly, it starts earlier than most people think to place it. Vietnam is where the whole clinical concept of PTSD basically came from. The National Vietnam Veterans Readjustment Study found about 15% of male theater veterans carried PTSD, and when researchers went back and checked again 40, even 50 years later, a real chunk of those men were still dealing with it — some for the first time in old age (Magruder et al., 2016; VA Public Health, 2015; Columbia Public Health, 2025). It didn't stop with them, either. Their kids show documented signs of inherited trauma too, sometimes from watching a father struggle, sometimes just from growing up in a house where nobody talked about what happened over there (Dekel &amp; Goldblatt, 2008; Pacifica Graduate Institute, 2020). Iraq and Afghanistan did it again a generation later — thousands of service members killed, and families left holding a grief that's still not well understood or well studied. Spouses and kids of deployed troops show real, measurable increases in PTSD and anxiety, even when they never left home (Kaplow et al., 2013; Chesmore &amp; Gewirtz, n.d.). Three wars, three generations, and pretty much the same mechanism each time: trauma moving through biology, through learned behavior, through what does and doesn't get said at the dinner table (Veterans Breakfast Club, 2024).</w:t>
+      </w:r>
+    </w:p>
+    <w:p>
+      <w:r>
+        <w:t>Natural disasters deserve their own paragraph here, because the U.S. has been getting hit by them, hard, for a very long time. Galveston in 1900 is still the deadliest natural disaster in American history — somewhere between 8,000 and 12,000 people died in a single storm (Galveston Storm, 2024). The Dust Bowl pushed half a million people off land that could no longer support them (Evergreen University, 2024). Katrina, in 2005, wasn't just a hurricane — it wiped out the community networks people would normally lean on to recover, which is a big part of why survivors were still showing elevated depression and PTSD years afterward (Rhodes et al., 2010). Sandy, Harvey, and Maria in Puerto Rico followed a similar script; Maria in particular gets described by researchers as the worst disaster in that island's history (Fitzpatrick, 2021; Macias, 2021). Even something as geographically contained as the 2011 Joplin tornado left survivors with elevated PTSD two and a half years out (Adams et al., 2022). And now California's wildfire seasons are doing the same thing on a rolling basis — the 2018 Camp Fire, the 2025 LA fires — where each new fire triggers memories of the last one before people have even finished processing it (Nan et al., 2025).</w:t>
+      </w:r>
+    </w:p>
+    <w:p>
+      <w:r>
+        <w:t>Mass shootings are, unfortunately, close to a uniquely American phenomenon in terms of sheer frequency, and researchers have started describing them as a kind of rupture the whole country absorbs, not just the people in the room. Part of that's the 9/11-adjacent anxiety they tap into. Part of it's social media, which has basically built a shared grief ritual that gets triggered fresh every single time (Somatosphere, 2016; American Psychological Association, 2022). Communities that deal with chronic gun violence carry this as a slow burn rather than a single spike (Everytown Research, 2025).</w:t>
+      </w:r>
+    </w:p>
+    <w:p>
+      <w:r>
+        <w:t>Then there's opioids. Over 100,000 Americans a year, dying from overdose. And the relationship with trauma runs both directions — people with pre-existing trauma are more likely to develop opioid use disorder, and the epidemic itself keeps generating new trauma, including among the paramedics and first responders who show up to the same overdose scenes over and over (Volkow et al., 2020; Jeffries-Baxter et al., 2024).</w:t>
+      </w:r>
+    </w:p>
+    <w:p>
+      <w:r>
+        <w:t>COVID is its own category, and it's a big one — over 1.2 million dead. Researchers have flat-out called it a collective trauma, distinct from other causes of mass death because of how total it was: everyone, everywhere, at the same time (Stanford Medicine, 2022). One estimate puts the number of Americans meaningfully affected by a COVID death, not counting the deaths themselves, at roughly nine grieving family members per death — which puts the real bereavement number somewhere in the tens of millions (Verdery et al., 2020).</w:t>
+      </w:r>
+    </w:p>
+    <w:p>
+      <w:r>
+        <w:t>Homelessness belongs on this list too, and it's often left off. About 800,000 Americans don't have housing on any given night, and researchers now increasingly treat homelessness itself as traumatic, not just something that happens after a trauma. Nearly three in four people experiencing homelessness report surviving physical violence at some point in their lives (National Child Traumatic Stress Network, n.d.; California Health Care Foundation, 2025).</w:t>
+      </w:r>
+    </w:p>
+    <w:p>
+      <w:r>
+        <w:t>Political polarization is the strange one on this list, because it isn't an event at all — it's a condition the country's been living inside for years now. Studies tracking this over time have linked the emotional hostility between Republicans and Democrats to real declines in individual wellbeing, and at a societal level it's eroding trust in institutions in a way that starts to resemble what happens after other collective traumas (Oxford Academic, 2024). Some researchers now argue polarization doesn't just cause new harm — it reopens older wounds that were never fully resolved (Wagner et al., 2022).</w:t>
+      </w:r>
+    </w:p>
+    <w:p>
+      <w:r>
+        <w:t>And then there's something newer still, something I'd argue doesn't get talked about enough: how Americans are perceived and treated once they leave the country. Recent survey data found that 72% of experienced American travelers now expect to be viewed more negatively abroad, and a lot of them are actively steering clear of entire regions as a result (France 24, 2025). This isn't just a vibe, either — the State Department has kept a worldwide caution advisory active, warning that locations tied to Americans have become real targets amid rising regional tensions (U.S. Department of State, 2026). Travel advisors now routinely tell people to downplay being American, keep a low profile, check local sentiment before heading out. That's genuinely new guidance. It didn't exist in this form a generation ago (Washington Post, 2025). For a country that's built so much of its identity around freedom of movement and global standing, that shrinking sense of welcome abroad is its own quiet loss, and it stacks right on top of everything else already on this list.</w:t>
+      </w:r>
+    </w:p>
+    <w:p>
+      <w:r>
+        <w:t>None of these layers cancel each other out. That's really the point. A person can be carrying inherited trauma from something that happened to their great-grandparents, grief from a pandemic death last year, and low-grade hypervigilance from just living in a country where mass shootings are routine — all three, at once, in the same body. That's the real picture. Not tidy. Not resolved. Just layered.</w:t>
       </w:r>
     </w:p>
     <w:p>
@@ -6543,7 +6613,7 @@
         <w:t>Reference:</w:t>
       </w:r>
       <w:r>
-        <w:t xml:space="preserve"> Gameon, J. A., &amp; Skewes, M. C. (2019). A systematic review of trauma interventions in Native communities. PMC. https://pmc.ncbi.nlm.nih.gov/articles/PMC7243818/</w:t>
+        <w:t xml:space="preserve"> Journal of Ethics, American Medical Association. (2021). What does it mean to heal from historical trauma? AMA Journal of Ethics, 23(6). https://journalofethics.ama-assn.org/article/what-does-it-mean-heal-historical-trauma/2021-06</w:t>
       </w:r>
     </w:p>
     <w:p>

--- a/server/data_scripts/country_profiles_source/country_profile_section_of_our_international_observatory_website.docx
+++ b/server/data_scripts/country_profiles_source/country_profile_section_of_our_international_observatory_website.docx
@@ -4464,6 +4464,50 @@
         <w:t>Reference:</w:t>
       </w:r>
       <w:r>
+        <w:t xml:space="preserve"> Britannica. (2026). Jihad, Usman dan Fodio. Encyclopaedia Britannica. https://www.britannica.com/place/western-Africa/The-jihad-of-Usman-dan-Fodio</w:t>
+      </w:r>
+    </w:p>
+    <w:p>
+      <w:r>
+        <w:rPr>
+          <w:b/>
+        </w:rPr>
+        <w:t>Reference:</w:t>
+      </w:r>
+      <w:r>
+        <w:t xml:space="preserve"> Colonial Nigeria. (n.d.). In Wikipedia. https://en.wikipedia.org/wiki/Colonial_Nigeria</w:t>
+      </w:r>
+    </w:p>
+    <w:p>
+      <w:r>
+        <w:rPr>
+          <w:b/>
+        </w:rPr>
+        <w:t>Reference:</w:t>
+      </w:r>
+      <w:r>
+        <w:t xml:space="preserve"> Dusgate, R. H. (2025). The conquest of Northern Nigeria. https://www.scribd.com/document/881054314/The-Conquest-of-Northern-Nigeria-Richard-Dusgate</w:t>
+      </w:r>
+    </w:p>
+    <w:p>
+      <w:r>
+        <w:rPr>
+          <w:b/>
+        </w:rPr>
+        <w:t>Reference:</w:t>
+      </w:r>
+      <w:r>
+        <w:t xml:space="preserve"> Gemmati, D., et al. (2025). Epigenetic modifications and transgenerational inheritance in trauma-exposed populations. Environmental Epigenetics, 11(1). https://academic.oup.com/eep/article/11/1/dvaf025/8250624</w:t>
+      </w:r>
+    </w:p>
+    <w:p>
+      <w:r>
+        <w:rPr>
+          <w:b/>
+        </w:rPr>
+        <w:t>Reference:</w:t>
+      </w:r>
+      <w:r>
         <w:t xml:space="preserve"> Heerten, L., &amp; Moses, A. D. (2014). The Nigeria-Biafra War: Postcolonial conflict and the question of genocide. Journal of Genocide Research, 16(2-3), 169–203. https://www.tandfonline.com/doi/full/10.1080/14623528.2014.936700</w:t>
       </w:r>
     </w:p>
@@ -4472,6 +4516,39 @@
         <w:rPr>
           <w:b/>
         </w:rPr>
+        <w:t>Reference:</w:t>
+      </w:r>
+      <w:r>
+        <w:t xml:space="preserve"> Osisioma, U. S. (2025). Reexamining post-Biafran narratives in Nigeria. Trauma and Post-Colonial Memory. https://tpmap.org/submission/index.php/tpm/article/view/4232</w:t>
+      </w:r>
+    </w:p>
+    <w:p>
+      <w:r>
+        <w:rPr>
+          <w:b/>
+        </w:rPr>
+        <w:t>Reference:</w:t>
+      </w:r>
+      <w:r>
+        <w:t xml:space="preserve"> Usman dan Fodio. (n.d.). In Wikipedia. https://en.wikipedia.org/wiki/Usman_dan_Fodio</w:t>
+      </w:r>
+    </w:p>
+    <w:p>
+      <w:r>
+        <w:rPr>
+          <w:b/>
+        </w:rPr>
+        <w:t>Reference:</w:t>
+      </w:r>
+      <w:r>
+        <w:t xml:space="preserve"> Yehuda, R., et al. (2018). Intergenerational transmission of trauma effects: Putative role of epigenetic mechanisms. World Psychiatry, 17(3), 243–257. https://pmc.ncbi.nlm.nih.gov/articles/PMC6127768/</w:t>
+      </w:r>
+    </w:p>
+    <w:p>
+      <w:r>
+        <w:rPr>
+          <w:b/>
+        </w:rPr>
         <w:t>Niue</w:t>
       </w:r>
     </w:p>
@@ -6613,7 +6690,271 @@
         <w:t>Reference:</w:t>
       </w:r>
       <w:r>
+        <w:t xml:space="preserve"> American Psychological Association. (2022). Stress of mass shootings causing cascade of collective traumas. APA Monitor on Psychology. https://www.apa.org/monitor/2022/09/news-mass-shootings-collective-traumas</w:t>
+      </w:r>
+    </w:p>
+    <w:p>
+      <w:r>
+        <w:rPr>
+          <w:b/>
+        </w:rPr>
+        <w:t>Reference:</w:t>
+      </w:r>
+      <w:r>
+        <w:t xml:space="preserve"> California Health Care Foundation. (2025). The intersection of trauma and homelessness. https://www.chcf.org/resource/intersection-trauma-homelessness/</w:t>
+      </w:r>
+    </w:p>
+    <w:p>
+      <w:r>
+        <w:rPr>
+          <w:b/>
+        </w:rPr>
+        <w:t>Reference:</w:t>
+      </w:r>
+      <w:r>
+        <w:t xml:space="preserve"> Columbia University Mailman School of Public Health. (2025). Groundbreaking studies reveal lasting impact of PTSD on Vietnam veterans more than 50 years later. https://www.publichealth.columbia.edu/news/groundbreaking-studies-reveal-lasting-impact-ptsd-vietnam-veterans-more-50-years-later</w:t>
+      </w:r>
+    </w:p>
+    <w:p>
+      <w:r>
+        <w:rPr>
+          <w:b/>
+        </w:rPr>
+        <w:t>Reference:</w:t>
+      </w:r>
+      <w:r>
+        <w:t xml:space="preserve"> Dekel, R., &amp; Goldblatt, H. (2008). Is there intergenerational transmission of trauma? The case of combat veterans' children. American Journal of Orthopsychiatry, 78(3), 281–289. https://www.racheldekel.com/uploads/4/4/6/5/44658145/intergenerational.pdf</w:t>
+      </w:r>
+    </w:p>
+    <w:p>
+      <w:r>
+        <w:rPr>
+          <w:b/>
+        </w:rPr>
+        <w:t>Reference:</w:t>
+      </w:r>
+      <w:r>
+        <w:t xml:space="preserve"> Everytown Research. (2025). Beyond measure: Gun violence trauma. https://everytownresearch.org/report/gun-violence-trauma/</w:t>
+      </w:r>
+    </w:p>
+    <w:p>
+      <w:r>
+        <w:rPr>
+          <w:b/>
+        </w:rPr>
+        <w:t>Reference:</w:t>
+      </w:r>
+      <w:r>
+        <w:t xml:space="preserve"> Fitzpatrick, K. M. (2021). Post-traumatic stress symptomatology and displacement among Hurricane Harvey survivors. Social Science &amp; Medicine. https://www.sciencedirect.com/science/article/abs/pii/S0277953620308534</w:t>
+      </w:r>
+    </w:p>
+    <w:p>
+      <w:r>
+        <w:rPr>
+          <w:b/>
+        </w:rPr>
+        <w:t>Reference:</w:t>
+      </w:r>
+      <w:r>
+        <w:t xml:space="preserve"> France 24. (2025). Fears over how Americans are perceived abroad dampen US travel. https://www.youtube.com/watch?v=u30BT2Br2V4</w:t>
+      </w:r>
+    </w:p>
+    <w:p>
+      <w:r>
+        <w:rPr>
+          <w:b/>
+        </w:rPr>
+        <w:t>Reference:</w:t>
+      </w:r>
+      <w:r>
+        <w:t xml:space="preserve"> Gameon, J. A., &amp; Skewes, M. C. (2019). A systematic review of trauma interventions in Native communities. PMC. https://pmc.ncbi.nlm.nih.gov/articles/PMC7243818/</w:t>
+      </w:r>
+    </w:p>
+    <w:p>
+      <w:r>
+        <w:rPr>
+          <w:b/>
+        </w:rPr>
+        <w:t>Reference:</w:t>
+      </w:r>
+      <w:r>
+        <w:t xml:space="preserve"> Jeffries-Baxter, R., et al. (2024). The influence of trauma history on opiate use disorder in an urban treatment facility. Archives of Psychiatric Nursing. https://www.sciencedirect.com/science/article/pii/S0883941724001328</w:t>
+      </w:r>
+    </w:p>
+    <w:p>
+      <w:r>
+        <w:rPr>
+          <w:b/>
+        </w:rPr>
+        <w:t>Reference:</w:t>
+      </w:r>
+      <w:r>
         <w:t xml:space="preserve"> Journal of Ethics, American Medical Association. (2021). What does it mean to heal from historical trauma? AMA Journal of Ethics, 23(6). https://journalofethics.ama-assn.org/article/what-does-it-mean-heal-historical-trauma/2021-06</w:t>
+      </w:r>
+    </w:p>
+    <w:p>
+      <w:r>
+        <w:rPr>
+          <w:b/>
+        </w:rPr>
+        <w:t>Reference:</w:t>
+      </w:r>
+      <w:r>
+        <w:t xml:space="preserve"> Kaplow, J. B., et al. (2013). Multidimensional grief theory for military families. Clinical Child and Family Psychology Review, 16(3), 322–340. https://mmhpi.org/wp-content/uploads/2021/12/Multidimensional-Grief-Theory-for-Military-Families.pdf</w:t>
+      </w:r>
+    </w:p>
+    <w:p>
+      <w:r>
+        <w:rPr>
+          <w:b/>
+        </w:rPr>
+        <w:t>Reference:</w:t>
+      </w:r>
+      <w:r>
+        <w:t xml:space="preserve"> Macias, R. L. (2021). Collective trauma and Puerto Rican communities after Hurricane Maria. UC Irvine eScholarship. https://escholarship.org/content/qt1tm046kb/qt1tm046kb.pdf</w:t>
+      </w:r>
+    </w:p>
+    <w:p>
+      <w:r>
+        <w:rPr>
+          <w:b/>
+        </w:rPr>
+        <w:t>Reference:</w:t>
+      </w:r>
+      <w:r>
+        <w:t xml:space="preserve"> Magruder, K. M., et al. (2016). Long-term trajectories of PTSD in Vietnam-era veterans. Journal of Traumatic Stress, 29(1), 5–16. https://pmc.ncbi.nlm.nih.gov/articles/PMC5884065/</w:t>
+      </w:r>
+    </w:p>
+    <w:p>
+      <w:r>
+        <w:rPr>
+          <w:b/>
+        </w:rPr>
+        <w:t>Reference:</w:t>
+      </w:r>
+      <w:r>
+        <w:t xml:space="preserve"> Nan, J., et al. (2025). Climate trauma from wildfire exposure impacts cognitive and mental health outcomes. PMC. https://pmc.ncbi.nlm.nih.gov/articles/PMC12003910/</w:t>
+      </w:r>
+    </w:p>
+    <w:p>
+      <w:r>
+        <w:rPr>
+          <w:b/>
+        </w:rPr>
+        <w:t>Reference:</w:t>
+      </w:r>
+      <w:r>
+        <w:t xml:space="preserve"> Pacifica Graduate Institute. (2020). Children of Vietnam veterans: Intergenerational trauma and the archetypal astrological signature [Doctoral dissertation]. https://www.pacifica.edu/dissertation-oral-defense/children-of-vietnam-veterans-intergenerational-trauma-and-the-archetypal-astrological-signature/</w:t>
+      </w:r>
+    </w:p>
+    <w:p>
+      <w:r>
+        <w:rPr>
+          <w:b/>
+        </w:rPr>
+        <w:t>Reference:</w:t>
+      </w:r>
+      <w:r>
+        <w:t xml:space="preserve"> Rhodes, J., et al. (2010). The impact of Hurricane Katrina on the mental and physical health of low-income parents. American Journal of Orthopsychiatry, 80(2), 237–247. https://pmc.ncbi.nlm.nih.gov/articles/PMC3276074/</w:t>
+      </w:r>
+    </w:p>
+    <w:p>
+      <w:r>
+        <w:rPr>
+          <w:b/>
+        </w:rPr>
+        <w:t>Reference:</w:t>
+      </w:r>
+      <w:r>
+        <w:t xml:space="preserve"> Scott-Jones, G., et al. (2020). The traumatic impact of structural racism on African Americans. PMC. https://pmc.ncbi.nlm.nih.gov/articles/PMC8352535/</w:t>
+      </w:r>
+    </w:p>
+    <w:p>
+      <w:r>
+        <w:rPr>
+          <w:b/>
+        </w:rPr>
+        <w:t>Reference:</w:t>
+      </w:r>
+      <w:r>
+        <w:t xml:space="preserve"> Stanford Medicine. (2022). How the grief of a million U.S. COVID-19 deaths hurts us all. https://med.stanford.edu/news/insights/2022/05/how-the-grief-of-a-million-u-s-covid-19-deaths-hurts-us-all.html</w:t>
+      </w:r>
+    </w:p>
+    <w:p>
+      <w:r>
+        <w:rPr>
+          <w:b/>
+        </w:rPr>
+        <w:t>Reference:</w:t>
+      </w:r>
+      <w:r>
+        <w:t xml:space="preserve"> U.S. Department of State. (2026). Worldwide caution. https://travel.state.gov/en/international-travel/travel-advisories/global-events/worldwide-caution.html</w:t>
+      </w:r>
+    </w:p>
+    <w:p>
+      <w:r>
+        <w:rPr>
+          <w:b/>
+        </w:rPr>
+        <w:t>Reference:</w:t>
+      </w:r>
+      <w:r>
+        <w:t xml:space="preserve"> U.S. Department of Veterans Affairs, Office of Public Health. (2015). PTSD and Vietnam veterans: A lasting issue 40 years later. https://www.publichealth.va.gov/exposures/publications/agent-orange/agent-orange-summer-2015/nvvls.asp</w:t>
+      </w:r>
+    </w:p>
+    <w:p>
+      <w:r>
+        <w:rPr>
+          <w:b/>
+        </w:rPr>
+        <w:t>Reference:</w:t>
+      </w:r>
+      <w:r>
+        <w:t xml:space="preserve"> Verdery, A. M., Smith-Greenaway, E., Margolis, R., &amp; Draw, J. (2020). Tracking the reach of COVID-19 kin loss with a bereavement multiplier applied to the United States. Proceedings of the National Academy of Sciences. https://doi.org/10.1073/pnas.2007476117</w:t>
+      </w:r>
+    </w:p>
+    <w:p>
+      <w:r>
+        <w:rPr>
+          <w:b/>
+        </w:rPr>
+        <w:t>Reference:</w:t>
+      </w:r>
+      <w:r>
+        <w:t xml:space="preserve"> Veterans Breakfast Club. (2024). The transgenerational trauma of war. https://veteransbreakfastclub.org/the-transgenerational-trauma-of-war/</w:t>
+      </w:r>
+    </w:p>
+    <w:p>
+      <w:r>
+        <w:rPr>
+          <w:b/>
+        </w:rPr>
+        <w:t>Reference:</w:t>
+      </w:r>
+      <w:r>
+        <w:t xml:space="preserve"> Volkow, N. D., et al. (2020). The changing opioid crisis: Development, challenges and opportunities. PMC. https://pmc.ncbi.nlm.nih.gov/articles/PMC7398847/</w:t>
+      </w:r>
+    </w:p>
+    <w:p>
+      <w:r>
+        <w:rPr>
+          <w:b/>
+        </w:rPr>
+        <w:t>Reference:</w:t>
+      </w:r>
+      <w:r>
+        <w:t xml:space="preserve"> Wagner, A., Strasser, J., &amp; Schäpke, N. (2022). Overcoming polarization in crises: A research project on trauma and democracy. Mehr Demokratie e.V., Pocket Project e.V. https://www.rifs-potsdam.de/en/blog/2022/12/collective-trauma-democracy-overcoming-polarization-crises</w:t>
+      </w:r>
+    </w:p>
+    <w:p>
+      <w:r>
+        <w:rPr>
+          <w:b/>
+        </w:rPr>
+        <w:t>Reference:</w:t>
+      </w:r>
+      <w:r>
+        <w:t xml:space="preserve"> Washington Post. (2025). How to handle anti-Americanism abroad. https://www.washingtonpost.com/travel/tips/international-travel-anti-americanism-trump/</w:t>
       </w:r>
     </w:p>
     <w:p>

--- a/server/data_scripts/country_profiles_source/country_profile_section_of_our_international_observatory_website.docx
+++ b/server/data_scripts/country_profiles_source/country_profile_section_of_our_international_observatory_website.docx
@@ -27,7 +27,7 @@
     </w:p>
     <w:p>
       <w:r>
-        <w:t>Afghanistan's collective trauma is anchored in over four decades of near-continuous conflict, beginning with the Soviet invasion of 1979, which triggered a decade-long war that displaced millions and normalized violence as a mode of governance (Saleem et al., 2021). The subsequent civil war, Taliban rule, and U.S.-led intervention compounded this trauma load, embedding cycles of displacement, gender-based oppression, and community fragmentation into the national psyche.</w:t>
+        <w:t>Afghanistan's collective trauma is anchored in over four decades of near-continuous conflict, beginning with the Soviet invasion of 1979, which triggered a decade-long war that displaced millions and normalized violence as a mode of governance (Sheikh et al., 2021). The subsequent civil war, Taliban rule, and U.S.-led intervention compounded this trauma load, embedding cycles of displacement, gender-based oppression, and community fragmentation into the national psyche.</w:t>
       </w:r>
     </w:p>
     <w:p>
@@ -51,6 +51,17 @@
         <w:rPr>
           <w:b/>
         </w:rPr>
+        <w:t>Reference:</w:t>
+      </w:r>
+      <w:r>
+        <w:t xml:space="preserve"> Sheikh, M. S., Sheikh, S., Riaz, D. A., &amp; Chandradasa, M. (2021). Afghanistan: Decades of collective trauma, ongoing humanitarian crises, Taliban rulers, and mental health of the displaced population. Asian Journal of Psychiatry, 65, 102854. https://doi.org/10.1016/j.ajp.2021.102854</w:t>
+      </w:r>
+    </w:p>
+    <w:p>
+      <w:r>
+        <w:rPr>
+          <w:b/>
+        </w:rPr>
         <w:t>Åland Islands</w:t>
       </w:r>
     </w:p>
@@ -61,11 +72,6 @@
     </w:p>
     <w:p>
       <w:r>
-        <w:t>This completes all 85 gap-list entries (34 sovereign/partially-recognized states plus the Republic of the Congo special case, and 51 territories/dependencies) in alphabetical order as structured in your gap-analysis document. Combined with your existing 164-entry dataset, this closes the full 249-entry Country Profiles page. Let me know if you'd like this exported as a document formatted for direct handoff to your country_profiles.extract.py merge script, or if you'd like the Republic of the Congo (code 178) and Democratic Republic of the Congo (code 180) display-name collision flagged for a separate data-fix ticket.</w:t>
-      </w:r>
-    </w:p>
-    <w:p>
-      <w:r>
         <w:rPr>
           <w:b/>
         </w:rPr>
@@ -495,7 +501,7 @@
     </w:p>
     <w:p>
       <w:r>
-        <w:t>Bahrain's collective trauma centers on the 2011 Arab Spring uprising, when predominantly Shi'ite protesters demanding constitutional reform were met with violent suppression, including intervention by Saudi-led Gulf Cooperation Council forces, mass arrests, and continued martial law (Karolak, 2013; Barany, 2013).</w:t>
+        <w:t>Bahrain's collective trauma centers on the 2011 Arab Spring uprising, when predominantly Shi'ite protesters demanding constitutional reform were met with violent suppression, including intervention by Saudi-led Gulf Cooperation Council forces, mass arrests, and continued martial law (Karolak, 2013).</w:t>
       </w:r>
     </w:p>
     <w:p>
@@ -828,6 +834,17 @@
         <w:rPr>
           <w:b/>
         </w:rPr>
+        <w:t>Reference:</w:t>
+      </w:r>
+      <w:r>
+        <w:t xml:space="preserve"> Fajic, S. (2024). Cultural memory and trauma: Commemorating the past in post-conflict Bosnia and Herzegovina. Culturalistics: Journal of Cultural, Literary, and Linguistic Studies, 8(1). https://enigma.or.id/index.php/cultural/article/download/62/67</w:t>
+      </w:r>
+    </w:p>
+    <w:p>
+      <w:r>
+        <w:rPr>
+          <w:b/>
+        </w:rPr>
         <w:t>Botswana</w:t>
       </w:r>
     </w:p>
@@ -1050,7 +1067,7 @@
     </w:p>
     <w:p>
       <w:r>
-        <w:t>Cabo Verde's historical trauma is rooted in its role as a major transatlantic slave-trading depot under Portuguese colonial rule, alongside recurring devastating droughts and famines throughout the 18th to 20th centuries that killed substantial portions of the population. Regarding collective trauma link to natural disaster, volcanoes has posed existential threat in Fogo Island. That Cape Verde Island has experience recent disastrous volcanic eruptions that led to extensive property damage and displaced over 1,000 residents.</w:t>
+        <w:t>Cabo Verde's historical trauma is rooted in its role as a major transatlantic slave-trading depot under Portuguese colonial rule, alongside recurring droughts and famines from the 18th through 20th centuries that caused severe population loss. Volcanic activity on Fogo Island has also periodically produced displacement and material loss.</w:t>
       </w:r>
     </w:p>
     <w:p>
@@ -1108,7 +1125,7 @@
     </w:p>
     <w:p>
       <w:r>
-        <w:t>Cameroon's collective trauma centers on the Anglophone Crisis, a secessionist conflict that erupted in 2016 over perceived marginalization of the country's English-speaking regions, which has killed at least 4,000 civilians and displaced over 700,000 people through both government and separatist violence (Human Rights Watch, 2021; Bang, 2022).</w:t>
+        <w:t>Cameroon's collective trauma centers on the Anglophone Crisis, a secessionist conflict that erupted in 2016 over perceived marginalization of the country's English-speaking regions, which has killed at least 4,000 civilians and displaced over 700,000 people through both government and separatist violence (Bang &amp; Balgah, 2022).</w:t>
       </w:r>
     </w:p>
     <w:p>
@@ -1190,7 +1207,7 @@
     </w:p>
     <w:p>
       <w:r>
-        <w:t>The Central African Republic's collective trauma centers on the civil war that erupted in 2013 between Séléka rebel coalitions and Christian anti-Balaka militias, producing sectarian killings, mass displacement exceeding 1.2 million people, and one of the world's most severe ongoing humanitarian crises (Council on Foreign Relations, 2026).</w:t>
+        <w:t>The Central African Republic's collective trauma centers on the civil war that erupted in 2013 between Séléka rebel coalitions and Christian anti-Balaka militias, producing sectarian killings, mass displacement exceeding 1.2 million people, and one of the world's most severe ongoing humanitarian crises (Froming et al., 2025).</w:t>
       </w:r>
     </w:p>
     <w:p>
@@ -1605,12 +1622,12 @@
     </w:p>
     <w:p>
       <w:r>
-        <w:t>Cyprus's foundational collective trauma is the 1974 Turkish invasion and subsequent partition of the island, following nearly two decades of intermittent Greek-Turkish Cypriot intercommunal violence, which displaced 170,000 Greek Cypriots and 50,000 Turkish Cypriots and left the island divided to this day (Loizos, 2025).</w:t>
-      </w:r>
-    </w:p>
-    <w:p>
-      <w:r>
-        <w:t>Research demonstrates that this trauma persists across both communities more than five decades later, with documented emotional and cognitive changes specifically linked to the 1963 and 1974 wars, and scholars framing "1974" as an unresolved cultural trauma actively transmitted through generational memory, oral history, and continued political division (Volkan et al., 2022; Agathangelou, 2002).</w:t>
+        <w:t>Cyprus's foundational collective trauma is the 1974 Turkish invasion and subsequent partition of the island, following nearly two decades of intermittent Greek-Turkish Cypriot intercommunal violence, which displaced 170,000 Greek Cypriots and 50,000 Turkish Cypriots and left the island divided to this day (Volkan et al., 2022).</w:t>
+      </w:r>
+    </w:p>
+    <w:p>
+      <w:r>
+        <w:t>Research demonstrates that this trauma persists across both communities more than five decades later, with documented emotional and cognitive changes specifically linked to the 1963 and 1974 wars, and scholars framing "1974" as an unresolved cultural trauma actively transmitted through generational memory, oral history, and continued political division (Volkan et al., 2022).</w:t>
       </w:r>
     </w:p>
     <w:p>
@@ -1919,7 +1936,7 @@
     </w:p>
     <w:p>
       <w:r>
-        <w:t>Eritrea's foundational collective trauma is its 30-year War of Independence from Ethiopia (1961–1991), one of Africa's longest liberation struggles, which caused tens of thousands of deaths, widespread disability, mass displacement, and a devastating famine that crippled agricultural productivity (Eritrea Begins Its War for Independence, 2021; Eritrean War of Independence, n.d.).</w:t>
+        <w:t>Eritrea's foundational collective trauma is its 30-year War of Independence from Ethiopia (1961–1991), one of Africa's longest liberation struggles, which caused tens of thousands of deaths, widespread disability, mass displacement, and a devastating famine that crippled agricultural productivity (EBSCO Research Starters, 2021).</w:t>
       </w:r>
     </w:p>
     <w:p>
@@ -2710,6 +2727,17 @@
         <w:rPr>
           <w:b/>
         </w:rPr>
+        <w:t>Reference:</w:t>
+      </w:r>
+      <w:r>
+        <w:t xml:space="preserve"> Duramy, B. F. (2011). Women in the aftermath of the 2010 Haitian earthquake. Emory International Law Review, 25, 1193–1215. https://scholarlycommons.law.emory.edu/eilr/vol25/iss3/6/</w:t>
+      </w:r>
+    </w:p>
+    <w:p>
+      <w:r>
+        <w:rPr>
+          <w:b/>
+        </w:rPr>
         <w:t>Heard Island and McDonald Islands</w:t>
       </w:r>
     </w:p>
@@ -2850,7 +2878,7 @@
     </w:p>
     <w:p>
       <w:r>
-        <w:t>India's foundational collective trauma is the 1947 Partition, during which the division of British India triggered mass displacement of an estimated 15 million people and communal violence killing between one and two million, fracturing families along religious lines (Kaur, 2023; Qureshi et al., 2023).</w:t>
+        <w:t>India's foundational collective trauma is the 1947 Partition, during which the division of British India triggered mass displacement of an estimated 15 million people and communal violence killing between one and two million, fracturing families along religious lines (Kaur, 2023).</w:t>
       </w:r>
     </w:p>
     <w:p>
@@ -2879,7 +2907,7 @@
     </w:p>
     <w:p>
       <w:r>
-        <w:t>Indonesia's collective trauma centers on the 1965–1966 anti-communist massacres, during which the military under Suharto killed hundreds of thousands of suspected communists and sympathizers, among the worst mass killings of the 20th century (Oxford Research Encyclopedia, 2016).</w:t>
+        <w:t>Indonesia's collective trauma centers on the 1965–1966 anti-communist massacres, during which the military under Suharto killed hundreds of thousands of suspected communists and sympathizers, among the worst mass killings of the 20th century (Cribb, 2017).</w:t>
       </w:r>
     </w:p>
     <w:p>
@@ -2903,6 +2931,28 @@
         <w:rPr>
           <w:b/>
         </w:rPr>
+        <w:t>Reference:</w:t>
+      </w:r>
+      <w:r>
+        <w:t xml:space="preserve"> Cribb, R. (2017). New findings on the Indonesian killings of 1965–66. The Journal of Asian Studies, 76(4), 1039–1063. https://doi.org/10.1017/S0021911817000815</w:t>
+      </w:r>
+    </w:p>
+    <w:p>
+      <w:r>
+        <w:rPr>
+          <w:b/>
+        </w:rPr>
+        <w:t>Reference:</w:t>
+      </w:r>
+      <w:r>
+        <w:t xml:space="preserve"> Inside Indonesia. (2025, September 23). Sixty years on from the 1965 Indonesian genocide. Inside Indonesia. https://www.insideindonesia.org/editions/edition-161-jul-sep-2025/sixty-years-on-from-the-1965-indonesian-genocide</w:t>
+      </w:r>
+    </w:p>
+    <w:p>
+      <w:r>
+        <w:rPr>
+          <w:b/>
+        </w:rPr>
         <w:t>Iran</w:t>
       </w:r>
     </w:p>
@@ -2913,7 +2963,7 @@
     </w:p>
     <w:p>
       <w:r>
-        <w:t>More recently, sudden urban bombing campaigns during regional conflict escalation have created a distinct trauma profile compared to the prolonged Iran-Iraq War, with researchers documenting that early-adulthood exposure to the earlier war continues to shape contemporary Iranian public attitudes toward national defense and security policy (Mohammadi, 2025; Experiencing the Iran-Iraq War, 2021).</w:t>
+        <w:t>More recently, sudden urban bombing campaigns during regional conflict escalation have created a distinct trauma profile compared to the prolonged Iran-Iraq War, with researchers documenting that early-adulthood exposure to the earlier war continues to shape contemporary Iranian public attitudes toward national defense and security policy (Farzanegan &amp; Gholipour, 2021).</w:t>
       </w:r>
     </w:p>
     <w:p>
@@ -2932,6 +2982,17 @@
         <w:rPr>
           <w:b/>
         </w:rPr>
+        <w:t>Reference:</w:t>
+      </w:r>
+      <w:r>
+        <w:t xml:space="preserve"> Farzanegan, M. R., &amp; Gholipour, H. F. (2021). Growing up in the Iran–Iraq war and preferences for strong defense. Review of Development Economics, 25(4), 1945–1968. https://doi.org/10.1111/rode.12806</w:t>
+      </w:r>
+    </w:p>
+    <w:p>
+      <w:r>
+        <w:rPr>
+          <w:b/>
+        </w:rPr>
         <w:t>Iraq</w:t>
       </w:r>
     </w:p>
@@ -2961,6 +3022,17 @@
         <w:rPr>
           <w:b/>
         </w:rPr>
+        <w:t>Reference:</w:t>
+      </w:r>
+      <w:r>
+        <w:t xml:space="preserve"> Mahmood, H. N., Ahmed, D. R., Neldner, S., et al. (2024). Psychological scars of genocide: A systematic review of post-traumatic outcomes in Kurdish Anfal survivors. Current Psychology, 43, 20383–20393. https://doi.org/10.1007/s12144-024-05863-3</w:t>
+      </w:r>
+    </w:p>
+    <w:p>
+      <w:r>
+        <w:rPr>
+          <w:b/>
+        </w:rPr>
         <w:t>Ireland</w:t>
       </w:r>
     </w:p>
@@ -3217,12 +3289,12 @@
     </w:p>
     <w:p>
       <w:r>
-        <w:t>Kenya's collective trauma is rooted in British colonial violence during the 1950s Mau Mau uprising, when colonial forces detained hundreds of thousands in camps involving systematic torture, a legacy survivors continue to embody through physical scars and testimony decades later (Miyonga, 2026).</w:t>
-      </w:r>
-    </w:p>
-    <w:p>
-      <w:r>
-        <w:t>This colonial-era violence intersects with contemporary trauma through recurring post-election ethnic violence, most severely in 2007–2008, with scholars framing these modern eruptions as continuations of colonial-era ethnic engineering and land dispossession that transitional justice mechanisms have yet to fully address (Sehmi, 2024; Hamer, 2013).</w:t>
+        <w:t>Kenya's collective trauma is rooted in British colonial violence during the 1950s Mau Mau uprising, when colonial forces detained hundreds of thousands in camps involving systematic torture, a legacy survivors continue to embody through physical scars and testimony decades later.</w:t>
+      </w:r>
+    </w:p>
+    <w:p>
+      <w:r>
+        <w:t>This colonial-era violence intersects with contemporary trauma through recurring post-election ethnic violence, most severely in 2007–2008, with scholars framing these modern eruptions as continuations of colonial-era ethnic engineering and land dispossession that transitional justice mechanisms have yet to fully address (Sehmi, 2024).</w:t>
       </w:r>
     </w:p>
     <w:p>
@@ -3425,7 +3497,7 @@
     </w:p>
     <w:p>
       <w:r>
-        <w:t>Research on Lebanese civil war descendants documents active intergenerational transmission of trauma to children born after the war ended, while contemporary studies of Lebanese youth exposed to the 2021 Beirut clashes and ongoing regional conflict show this trauma transmission continuing into a new generation (El-Khalil, 2025; Kerbage et al., 2024).</w:t>
+        <w:t>Research on Lebanese civil war descendants documents active intergenerational transmission of trauma to children born after the war ended, while contemporary studies of Lebanese youth exposed to the 2021 Beirut clashes and ongoing regional conflict show this trauma transmission continuing into a new generation (El-Khalil, 2025).</w:t>
       </w:r>
     </w:p>
     <w:p>
@@ -3941,7 +4013,7 @@
     </w:p>
     <w:p>
       <w:r>
-        <w:t>This narco-violence has produced a distinct trauma phenomenology, termed "narco-trauma" by researchers, in which chronic exposure to cartel violence, disappearance, and impunity generates trauma patterns comparable to those documented in war and genocide survivor populations (O'Connor, 2014).</w:t>
+        <w:t>This narco-violence has produced a distinct trauma phenomenology, termed "narco-trauma" by researchers, in which chronic exposure to cartel violence, disappearance, and impunity generates trauma patterns comparable to those documented in war and genocide survivor populations.</w:t>
       </w:r>
     </w:p>
     <w:p>
@@ -4163,7 +4235,7 @@
     </w:p>
     <w:p>
       <w:r>
-        <w:t>Research demonstrates that unresolved legacies of this civil war continue to fuel contemporary local-level family and community conflicts decades after the formal peace agreement, while forced displacement from the war has produced measurable long-term human capital losses still affecting Mozambican communities today (Igreja, 2025; Chiovelli et al., 2021).</w:t>
+        <w:t>Research demonstrates that unresolved legacies of this civil war continue to fuel contemporary local-level family and community conflicts decades after the formal peace agreement, while forced displacement from the war has produced measurable long-term human capital losses still affecting Mozambican communities today (Igreja, 2025).</w:t>
       </w:r>
     </w:p>
     <w:p>
@@ -4453,7 +4525,7 @@
     </w:p>
     <w:p>
       <w:r>
-        <w:t>Northern Nigeria's ongoing Boko Haram insurgency represents the newest chapter in this same historical continuum rather than a disconnected contemporary crisis. Researchers note that biomedical PTSD frameworks alone fail to capture the full social and communal dimensions of trauma experienced across the region's overlapping conflicts, precisely because the insurgency unfolds in the same northern territory shaped by both the Sokoto jihad and the British conquest, adding a third major layer of defeat, displacement, and communal rupture to land and peoples already carrying two prior historical wounds (Social Science in Action, 2024; Stellenbosch Institute, 2024).</w:t>
+        <w:t>Northern Nigeria's ongoing Boko Haram insurgency represents the newest chapter in this same historical continuum rather than a disconnected contemporary crisis. Researchers note that biomedical PTSD frameworks alone fail to capture the full social and communal dimensions of trauma experienced across the region's overlapping conflicts, precisely because the insurgency unfolds in the same northern territory shaped by both the Sokoto jihad and the British conquest, adding a third major layer of defeat, displacement, and communal rupture to land and peoples already carrying two prior historical wounds.</w:t>
       </w:r>
     </w:p>
     <w:p>
@@ -5191,7 +5263,7 @@
     </w:p>
     <w:p>
       <w:r>
-        <w:t>Rwanda's defining collective trauma is the 1994 genocide against the Tutsi, in which extremist Hutu forces killed approximately one million people in just 100 days, one of the most concentrated mass-killing events in modern history (International Center on Memory, Genocide and Human Rights, 2025).</w:t>
+        <w:t>Rwanda's defining collective trauma is the 1994 genocide against the Tutsi, in which extremist Hutu forces killed approximately one million people in just 100 days, one of the most concentrated mass-killing events in modern history.</w:t>
       </w:r>
     </w:p>
     <w:p>
@@ -5562,6 +5634,17 @@
         <w:rPr>
           <w:b/>
         </w:rPr>
+        <w:t>Reference:</w:t>
+      </w:r>
+      <w:r>
+        <w:t xml:space="preserve"> Fajic, S. (2024). Cultural memory and trauma: Commemorating the past in post-conflict Bosnia and Herzegovina. Culturalistics: Journal of Cultural, Literary, and Linguistic Studies, 8(1). https://enigma.or.id/index.php/cultural/article/download/62/67</w:t>
+      </w:r>
+    </w:p>
+    <w:p>
+      <w:r>
+        <w:rPr>
+          <w:b/>
+        </w:rPr>
         <w:t>Seychelles</w:t>
       </w:r>
     </w:p>
@@ -5963,7 +6046,7 @@
     </w:p>
     <w:p>
       <w:r>
-        <w:t>This genocidal legacy has directly reignited in the 2023 civil war between the Sudanese military and Rapid Support Forces, a paramilitary group with direct organizational roots in the Janjaweed, illustrating an unbroken continuity between historical genocide perpetrators and present-day mass atrocity (Elshareif, 2023; Meffert et al., 2008).</w:t>
+        <w:t>This genocidal legacy has directly reignited in the 2023 civil war between the Sudanese military and Rapid Support Forces, a paramilitary group with direct organizational roots in the Janjaweed, illustrating an unbroken continuity between historical genocide perpetrators and present-day mass atrocity (Elshareif, 2023).</w:t>
       </w:r>
     </w:p>
     <w:p>
@@ -6093,7 +6176,7 @@
     </w:p>
     <w:p>
       <w:r>
-        <w:t>Research on Syrian war trauma survivors documents extraordinarily high psychiatric morbidity, with over 70% of Syrian children reported to exhibit "toxic stress" and roughly half of refugees developing severe mental health issues, while persistent social stigma around trauma continues to suppress help-seeking even amid this scale of suffering (Leiden University, 2018; Almoshmosh et al., 2016).</w:t>
+        <w:t>Research on Syrian war trauma survivors documents extraordinarily high psychiatric morbidity, with over 70% of Syrian children reported to exhibit "toxic stress" and roughly half of refugees developing severe mental health issues, while persistent social stigma around trauma continues to suppress help-seeking even amid this scale of suffering (Almoshmosh et al., 2016).</w:t>
       </w:r>
     </w:p>
     <w:p>
@@ -7227,12 +7310,12 @@
     </w:p>
     <w:p>
       <w:r>
-        <w:t>Western Sahara's collective trauma centers on the 1975 invasion by Morocco and Mauritania following Spanish colonial withdrawal, which displaced over half the Sahrawi population and triggered a 16-year war (1975–1991) between Morocco and the Polisario Front that remains formally unresolved (Sahrawi Refugees and Western Sahara, 2025; Western Sahara conflict, n.d.).</w:t>
-      </w:r>
-    </w:p>
-    <w:p>
-      <w:r>
-        <w:t>Nearly 170,000 Sahrawi refugees continue to live in Algerian-administered camps five decades later, with documented enforced disappearances of over 500 Sahrawis still unaccounted for, and researchers describing an entire generation that has "never known life outside the camps," representing one of the world's most protracted and neglected displacement traumas (Harvard Human Rights Program, 2025; ICRC Casebook, n.d.).</w:t>
+        <w:t>Western Sahara's collective trauma centers on the 1975 invasion by Morocco and Mauritania following Spanish colonial withdrawal, which displaced over half the Sahrawi population and triggered a 16-year war (1975–1991) between Morocco and the Polisario Front that remains formally unresolved (Harvard Law School Human Rights Program, 2025).</w:t>
+      </w:r>
+    </w:p>
+    <w:p>
+      <w:r>
+        <w:t>Nearly 170,000 Sahrawi refugees continue to live in Algerian-administered camps five decades later, with documented enforced disappearances of over 500 Sahrawis still unaccounted for, and researchers describing an entire generation that has "never known life outside the camps," representing one of the world's most protracted and neglected displacement traumas (Harvard Law School Human Rights Program, 2025).</w:t>
       </w:r>
     </w:p>
     <w:p>
